--- a/demo_assets/02_环境风险与应急资源清单.docx
+++ b/demo_assets/02_环境风险与应急资源清单.docx
@@ -14,7 +14,7 @@
           <w:color w:val="0B2545"/>
           <w:sz w:val="40"/>
         </w:rPr>
-        <w:t>江苏清源新材料有限公司 环境风险与应急资源清单</w:t>
+        <w:t>示例环保科技有限公司 环境风险与应急资源清单</w:t>
       </w:r>
     </w:p>
     <w:p>
